--- a/tests/fixtures/sample_structure.docx
+++ b/tests/fixtures/sample_structure.docx
@@ -323,7 +323,87 @@
         <w:pStyle w:val="aff1"/>
       </w:pPr>
       <w:r>
-        <w:t>２．おわりに</w:t>
+        <w:t>２．Word の脚注と文末脚注</w:t>
+      </w:r>
+    </w:p>
+    <w:p>
+      <w:pPr>
+        <w:pStyle w:val="af5"/>
+      </w:pPr>
+      <w:r>
+        <w:t>脚注を付けた文</w:t>
+      </w:r>
+      <w:r>
+        <w:rPr>
+          <w:rStyle w:val="a9"/>
+        </w:rPr>
+        <w:footnoteReference w:id="5"/>
+      </w:r>
+      <w:r>
+        <w:t>と文末脚注を付けた文</w:t>
+      </w:r>
+      <w:r>
+        <w:rPr>
+          <w:rStyle w:val="a9"/>
+        </w:rPr>
+        <w:endnoteReference w:id="5"/>
+      </w:r>
+      <w:r>
+        <w:t>。</w:t>
+      </w:r>
+    </w:p>
+    <w:p>
+      <w:pPr>
+        <w:pStyle w:val="af5"/>
+      </w:pPr>
+      <w:r>
+        <w:t>削除した参照</w:t>
+      </w:r>
+      <w:del w:id="97655" w:author="試験" w:date="2026-01-01T00:00:00Z">
+        <w:r>
+          <w:rPr>
+            <w:rStyle w:val="a9"/>
+          </w:rPr>
+          <w:footnoteReference w:id="6"/>
+        </w:r>
+      </w:del>
+      <w:r>
+        <w:t>のある文。</w:t>
+      </w:r>
+    </w:p>
+    <w:p>
+      <w:pPr>
+        <w:pStyle w:val="af5"/>
+      </w:pPr>
+      <w:r>
+        <w:t>記号を自分で付けた文末脚注</w:t>
+      </w:r>
+      <w:r>
+        <w:rPr>
+          <w:rStyle w:val="a9"/>
+        </w:rPr>
+        <w:endnoteReference w:customMarkFollows="1" w:id="7"/>
+        <w:t>*</w:t>
+      </w:r>
+      <w:r>
+        <w:t>の文と，注の中から文末脚注を参照する脚注</w:t>
+      </w:r>
+      <w:r>
+        <w:rPr>
+          <w:rStyle w:val="a9"/>
+        </w:rPr>
+        <w:footnoteReference w:id="8"/>
+      </w:r>
+      <w:r>
+        <w:t>の文。</w:t>
+      </w:r>
+    </w:p>
+    <w:p>
+      <w:pPr>
+        <w:pStyle w:val="aff1"/>
+      </w:pPr>
+      <w:r>
+        <w:t>３．おわりに</w:t>
       </w:r>
     </w:p>
     <w:p>
@@ -478,6 +558,30 @@
         <w:t>Structure abstract.</w:t>
       </w:r>
     </w:p>
+    <w:p>
+      <w:pPr>
+        <w:pStyle w:val="aff0"/>
+      </w:pPr>
+      <w:r>
+        <w:t>資料（授業プリント）</w:t>
+      </w:r>
+    </w:p>
+    <w:p>
+      <w:pPr>
+        <w:pStyle w:val="aff0"/>
+      </w:pPr>
+      <w:r>
+        <w:t>問1　架空の問題文である。</w:t>
+      </w:r>
+    </w:p>
+    <w:p>
+      <w:pPr>
+        <w:pStyle w:val="aff0"/>
+      </w:pPr>
+      <w:r>
+        <w:t>問2　もう一つの架空の問題文である。</w:t>
+      </w:r>
+    </w:p>
     <w:sectPr>
       <w:type w:val="continuous"/>
       <w:pgSz w:w="11906" w:h="16838" w:code="9"/>
@@ -508,6 +612,50 @@
       </w:pPr>
       <w:r>
         <w:continuationSeparator/>
+      </w:r>
+    </w:p>
+  </w:endnote>
+  <w:endnote w:id="5">
+    <w:p>
+      <w:r>
+        <w:rPr>
+          <w:rStyle w:val="a9"/>
+        </w:rPr>
+        <w:endnoteRef/>
+      </w:r>
+      <w:r>
+        <w:t xml:space="preserve"> 文末脚注５の一段落目の架空の説明。</w:t>
+      </w:r>
+    </w:p>
+    <w:p>
+      <w:r>
+        <w:t>文末脚注５の二段落目の架空の補足。</w:t>
+      </w:r>
+    </w:p>
+  </w:endnote>
+  <w:endnote w:id="7">
+    <w:p>
+      <w:r>
+        <w:rPr>
+          <w:rStyle w:val="a9"/>
+        </w:rPr>
+        <w:t>*</w:t>
+      </w:r>
+      <w:r>
+        <w:t xml:space="preserve"> 記号を自分で付けた文末脚注７の架空の説明。</w:t>
+      </w:r>
+    </w:p>
+  </w:endnote>
+  <w:endnote w:id="8">
+    <w:p>
+      <w:r>
+        <w:rPr>
+          <w:rStyle w:val="a9"/>
+        </w:rPr>
+        <w:endnoteRef/>
+      </w:r>
+      <w:r>
+        <w:t xml:space="preserve"> 脚注の中から参照される文末脚注８の架空の説明。</w:t>
       </w:r>
     </w:p>
   </w:endnote>
@@ -626,6 +774,87 @@
       </w:pPr>
       <w:r>
         <w:continuationSeparator/>
+      </w:r>
+    </w:p>
+  </w:footnote>
+  <w:footnote w:id="5">
+    <w:p>
+      <w:pPr>
+        <w:pStyle w:val="a8"/>
+      </w:pPr>
+      <w:r>
+        <w:rPr>
+          <w:rStyle w:val="a9"/>
+        </w:rPr>
+        <w:footnoteRef/>
+      </w:r>
+      <w:r>
+        <w:t xml:space="preserve"> 脚注５の架空の説明。</w:t>
+      </w:r>
+    </w:p>
+  </w:footnote>
+  <w:footnote w:id="6">
+    <w:p>
+      <w:pPr>
+        <w:pStyle w:val="a8"/>
+      </w:pPr>
+      <w:r>
+        <w:rPr>
+          <w:rStyle w:val="a9"/>
+        </w:rPr>
+        <w:footnoteRef/>
+      </w:r>
+      <w:r>
+        <w:t xml:space="preserve"> 参照が削除された脚注６の架空の説明。</w:t>
+      </w:r>
+    </w:p>
+  </w:footnote>
+  <w:footnote w:id="8">
+    <w:p>
+      <w:pPr>
+        <w:pStyle w:val="a8"/>
+      </w:pPr>
+      <w:r>
+        <w:rPr>
+          <w:rStyle w:val="a9"/>
+        </w:rPr>
+        <w:footnoteRef/>
+      </w:r>
+      <w:r>
+        <w:t xml:space="preserve"> 脚注８の中から文末脚注を参照する</w:t>
+      </w:r>
+      <w:r>
+        <w:rPr>
+          <w:rStyle w:val="a9"/>
+        </w:rPr>
+        <w:endnoteReference w:id="8"/>
+      </w:r>
+      <w:r>
+        <w:t>架空の説明。</w:t>
+      </w:r>
+    </w:p>
+  </w:footnote>
+  <w:footnote w:id="9">
+    <w:p>
+      <w:pPr>
+        <w:pStyle w:val="a8"/>
+      </w:pPr>
+      <w:r>
+        <w:rPr>
+          <w:rStyle w:val="a9"/>
+        </w:rPr>
+        <w:footnoteRef/>
+      </w:r>
+      <w:r>
+        <w:t xml:space="preserve"> 参照されていない脚注９の架空の説明。</w:t>
+      </w:r>
+    </w:p>
+    <w:p>
+      <w:pPr>
+        <w:pStyle w:val="a8"/>
+      </w:pPr>
+      <w:r>
+        <w:t xml:space="preserve">　</w:t>
       </w:r>
     </w:p>
   </w:footnote>
